--- a/downloads/intro-transcript-outro/29_E18.docx
+++ b/downloads/intro-transcript-outro/29_E18.docx
@@ -34,7 +34,23 @@
         <w:rPr>
           <w:color w:val="2EAF7D"/>
         </w:rPr>
-        <w:t xml:space="preserve">Antoine, juriste : chacun sa mission, le contrat fait loi. Gouvernance, pouvoir, argent — et le piège de rester dans le flou entre collègues.</w:t>
+        <w:t xml:space="preserve">Vous avez entendu qu’il faut une équipe. Antoine, juriste, prévient : entre collègues, on reste trop souvent dans le flou.</w:t>
+      </w:r>
+    </w:p>
+    <w:p>
+      <w:r>
+        <w:rPr>
+          <w:color w:val="2EAF7D"/>
+        </w:rPr>
+        <w:t xml:space="preserve">Chacun sa mission. Le contrat fait loi — vous l’avez vu avec Soizic. Ici, c’est la gouvernance, le pouvoir, l’argent, et la PI qui, le plus souvent, reste à l’employeur.</w:t>
+      </w:r>
+    </w:p>
+    <w:p>
+      <w:r>
+        <w:rPr>
+          <w:color w:val="2EAF7D"/>
+        </w:rPr>
+        <w:t xml:space="preserve">Écoutez surtout : parts sociales et droits de PI ne sont pas la même chose.</w:t>
       </w:r>
     </w:p>
     <w:p>
@@ -241,7 +257,15 @@
         <w:rPr>
           <w:color w:val="F48C2E"/>
         </w:rPr>
-        <w:t xml:space="preserve">L’employeur détient le plus souvent la PI. Parts sociales et droits de PI ne sont pas la même chose. Anticiper les apports évite la tension plus tard.</w:t>
+        <w:t xml:space="preserve">Anticiper les apports évite la tension plus tard. Un bon contrat, c’est celui qui reste dans un tiroir.</w:t>
+      </w:r>
+    </w:p>
+    <w:p>
+      <w:r>
+        <w:rPr>
+          <w:color w:val="F48C2E"/>
+        </w:rPr>
+        <w:t xml:space="preserve">Arielle, ensuite, reprend le financement : ce n’est pas trouver de l’argent, c’est financer la réduction des risques. Fatoumata a ouvert la chaîne ; ici on est dans la Deep Tech, dilutif et non-dilutif combinés.</w:t>
       </w:r>
     </w:p>
     <w:sectPr>
